--- a/cv/MasterCVKaustubhSonawane.docx
+++ b/cv/MasterCVKaustubhSonawane.docx
@@ -1057,6 +1057,156 @@
           <w:szCs w:val="22"/>
         </w:rPr>
         <w:t>to enable efficient semantic search and retrieval across internal company documents.</w:t>
+      </w:r>
+    </w:p>
+    <w:p>
+      <w:pPr>
+        <w:pStyle w:val="ListParagraph"/>
+        <w:numPr>
+          <w:ilvl w:val="0"/>
+          <w:numId w:val="3"/>
+        </w:numPr>
+        <w:pBdr>
+          <w:bottom w:val="single" w:sz="6" w:space="1" w:color="auto"/>
+        </w:pBdr>
+        <w:spacing w:after="80"/>
+        <w:ind w:left="357" w:hanging="357"/>
+        <w:rPr>
+          <w:rFonts w:ascii="Times New Roman" w:hAnsi="Times New Roman" w:cs="Times New Roman"/>
+          <w:lang w:val="en-US"/>
+        </w:rPr>
+      </w:pPr>
+      <w:r>
+        <w:rPr>
+          <w:rFonts w:ascii="Times New Roman" w:hAnsi="Times New Roman" w:cs="Times New Roman"/>
+          <w:sz w:val="22"/>
+          <w:szCs w:val="22"/>
+        </w:rPr>
+        <w:t xml:space="preserve">Built a </w:t>
+      </w:r>
+      <w:r>
+        <w:rPr>
+          <w:rFonts w:ascii="Times New Roman" w:hAnsi="Times New Roman" w:cs="Times New Roman"/>
+          <w:b/>
+          <w:bCs/>
+          <w:sz w:val="22"/>
+          <w:szCs w:val="22"/>
+        </w:rPr>
+        <w:t>WhatsApp</w:t>
+      </w:r>
+      <w:r>
+        <w:rPr>
+          <w:rFonts w:ascii="Times New Roman" w:hAnsi="Times New Roman" w:cs="Times New Roman"/>
+          <w:bCs/>
+          <w:sz w:val="22"/>
+          <w:szCs w:val="22"/>
+        </w:rPr>
+        <w:t xml:space="preserve"> fund-comparison bot (via the </w:t>
+      </w:r>
+      <w:r>
+        <w:rPr>
+          <w:rFonts w:ascii="Times New Roman" w:hAnsi="Times New Roman" w:cs="Times New Roman"/>
+          <w:b/>
+          <w:sz w:val="22"/>
+          <w:szCs w:val="22"/>
+        </w:rPr>
+        <w:t>Netcore</w:t>
+      </w:r>
+      <w:r>
+        <w:rPr>
+          <w:rFonts w:ascii="Times New Roman" w:hAnsi="Times New Roman" w:cs="Times New Roman"/>
+          <w:bCs/>
+          <w:sz w:val="22"/>
+          <w:szCs w:val="22"/>
+        </w:rPr>
+        <w:t xml:space="preserve"> API) used daily by the Sales team (roughly </w:t>
+      </w:r>
+      <w:r>
+        <w:rPr>
+          <w:rFonts w:ascii="Times New Roman" w:hAnsi="Times New Roman" w:cs="Times New Roman"/>
+          <w:b/>
+          <w:sz w:val="22"/>
+          <w:szCs w:val="22"/>
+        </w:rPr>
+        <w:t>50 to 100 users</w:t>
+      </w:r>
+      <w:r>
+        <w:rPr>
+          <w:rFonts w:ascii="Times New Roman" w:hAnsi="Times New Roman" w:cs="Times New Roman"/>
+          <w:bCs/>
+          <w:sz w:val="22"/>
+          <w:szCs w:val="22"/>
+        </w:rPr>
+        <w:t xml:space="preserve">, </w:t>
+      </w:r>
+      <w:r>
+        <w:rPr>
+          <w:rFonts w:ascii="Times New Roman" w:hAnsi="Times New Roman" w:cs="Times New Roman"/>
+          <w:b/>
+          <w:sz w:val="22"/>
+          <w:szCs w:val="22"/>
+        </w:rPr>
+        <w:t>400 to 1,000 requests</w:t>
+      </w:r>
+      <w:r>
+        <w:rPr>
+          <w:rFonts w:ascii="Times New Roman" w:hAnsi="Times New Roman" w:cs="Times New Roman"/>
+          <w:bCs/>
+          <w:sz w:val="22"/>
+          <w:szCs w:val="22"/>
+        </w:rPr>
+        <w:t xml:space="preserve"> in working hours): </w:t>
+      </w:r>
+      <w:r>
+        <w:rPr>
+          <w:rFonts w:ascii="Times New Roman" w:hAnsi="Times New Roman" w:cs="Times New Roman"/>
+          <w:b/>
+          <w:sz w:val="22"/>
+          <w:szCs w:val="22"/>
+        </w:rPr>
+        <w:t>Azure OpenAI tool calling</w:t>
+      </w:r>
+      <w:r>
+        <w:rPr>
+          <w:rFonts w:ascii="Times New Roman" w:hAnsi="Times New Roman" w:cs="Times New Roman"/>
+          <w:sz w:val="22"/>
+          <w:szCs w:val="22"/>
+        </w:rPr>
+        <w:t xml:space="preserve"> picks the funds and comparison type and calls </w:t>
+      </w:r>
+      <w:r>
+        <w:rPr>
+          <w:rFonts w:ascii="Times New Roman" w:hAnsi="Times New Roman" w:cs="Times New Roman"/>
+          <w:b/>
+          <w:sz w:val="22"/>
+          <w:szCs w:val="22"/>
+        </w:rPr>
+        <w:t>Python functions</w:t>
+      </w:r>
+      <w:r>
+        <w:rPr>
+          <w:rFonts w:ascii="Times New Roman" w:hAnsi="Times New Roman" w:cs="Times New Roman"/>
+          <w:sz w:val="22"/>
+          <w:szCs w:val="22"/>
+        </w:rPr>
+        <w:t xml:space="preserve"> over SQL data, returning fund indicators and a chart PDF. Parameter extraction broke first; fixed with example inputs in the </w:t>
+      </w:r>
+      <w:r>
+        <w:rPr>
+          <w:rFonts w:ascii="Times New Roman" w:hAnsi="Times New Roman" w:cs="Times New Roman"/>
+          <w:b/>
+          <w:sz w:val="22"/>
+          <w:szCs w:val="22"/>
+        </w:rPr>
+        <w:t>JSON tool definitions</w:t>
+      </w:r>
+      <w:r>
+        <w:rPr>
+          <w:rFonts w:ascii="Times New Roman" w:hAnsi="Times New Roman" w:cs="Times New Roman"/>
+          <w:sz w:val="22"/>
+          <w:szCs w:val="22"/>
+        </w:rPr>
+        <w:t>.</w:t>
       </w:r>
     </w:p>
     <w:p>
